--- a/courts/first-circuit/puerto-rico/state/supreme-court/brief-on-the-merits/usage/OUTPUT-brief-on-the-merits.docx
+++ b/courts/first-circuit/puerto-rico/state/supreme-court/brief-on-the-merits/usage/OUTPUT-brief-on-the-merits.docx
@@ -518,11 +518,7 @@
               <w:t xml:space="preserve"> </w:t>
             </w:r>
             <w:r>
-              <w:t xml:space="preserve">CT</w:t>
-              <w:noBreakHyphen/>
-              <w:t xml:space="preserve">2020</w:t>
-              <w:noBreakHyphen/>
-              <w:t xml:space="preserve">11</w:t>
+              <w:t xml:space="preserve">CT-⁠2020-⁠11</w:t>
             </w:r>
           </w:p>
           <w:p>
@@ -666,11 +662,7 @@
               <w:t xml:space="preserve"> </w:t>
             </w:r>
             <w:r>
-              <w:t xml:space="preserve">CEE-RS</w:t>
-              <w:noBreakHyphen/>
-              <w:t xml:space="preserve">20</w:t>
-              <w:noBreakHyphen/>
-              <w:t xml:space="preserve">142</w:t>
+              <w:t xml:space="preserve">CEE-RS-⁠20-⁠142</w:t>
             </w:r>
           </w:p>
         </w:tc>
@@ -1074,9 +1066,7 @@
               <w:t xml:space="preserve"> </w:t>
             </w:r>
             <w:r>
-              <w:t xml:space="preserve">00919</w:t>
-              <w:noBreakHyphen/>
-              <w:t xml:space="preserve">5552,</w:t>
+              <w:t xml:space="preserve">00919-⁠5552,</w:t>
             </w:r>
             <w:r>
               <w:t xml:space="preserve"> </w:t>
@@ -1106,9 +1096,7 @@
               <w:t xml:space="preserve"> </w:t>
             </w:r>
             <w:r>
-              <w:t xml:space="preserve">00919</w:t>
-              <w:noBreakHyphen/>
-              <w:t xml:space="preserve">5552</w:t>
+              <w:t xml:space="preserve">00919-⁠5552</w:t>
             </w:r>
           </w:p>
           <w:p>
@@ -1130,9 +1118,7 @@
               <w:t xml:space="preserve"> </w:t>
             </w:r>
             <w:r>
-              <w:t xml:space="preserve">464</w:t>
-              <w:noBreakHyphen/>
-              <w:t xml:space="preserve">1353</w:t>
+              <w:t xml:space="preserve">464-⁠1353</w:t>
             </w:r>
           </w:p>
         </w:tc>
@@ -1264,9 +1250,7 @@
               <w:t xml:space="preserve"> </w:t>
             </w:r>
             <w:r>
-              <w:t xml:space="preserve">00919</w:t>
-              <w:noBreakHyphen/>
-              <w:t xml:space="preserve">5552</w:t>
+              <w:t xml:space="preserve">00919-⁠5552</w:t>
             </w:r>
           </w:p>
           <w:p>
@@ -1282,11 +1266,7 @@
               <w:t xml:space="preserve"> </w:t>
             </w:r>
             <w:r>
-              <w:t xml:space="preserve">787</w:t>
-              <w:noBreakHyphen/>
-              <w:t xml:space="preserve">777</w:t>
-              <w:noBreakHyphen/>
-              <w:t xml:space="preserve">8682,</w:t>
+              <w:t xml:space="preserve">787-⁠777-⁠8682,</w:t>
             </w:r>
             <w:r>
               <w:t xml:space="preserve"> </w:t>
@@ -1454,9 +1434,7 @@
               <w:t xml:space="preserve"> </w:t>
             </w:r>
             <w:r>
-              <w:t xml:space="preserve">00919</w:t>
-              <w:noBreakHyphen/>
-              <w:t xml:space="preserve">5552</w:t>
+              <w:t xml:space="preserve">00919-⁠5552</w:t>
             </w:r>
           </w:p>
           <w:p>
@@ -1472,11 +1450,7 @@
               <w:t xml:space="preserve"> </w:t>
             </w:r>
             <w:r>
-              <w:t xml:space="preserve">787</w:t>
-              <w:noBreakHyphen/>
-              <w:t xml:space="preserve">777</w:t>
-              <w:noBreakHyphen/>
-              <w:t xml:space="preserve">8682,</w:t>
+              <w:t xml:space="preserve">787-⁠777-⁠8682,</w:t>
             </w:r>
             <w:r>
               <w:t xml:space="preserve"> </w:t>
@@ -1636,11 +1610,7 @@
               <w:t xml:space="preserve"> </w:t>
             </w:r>
             <w:r>
-              <w:t xml:space="preserve">787</w:t>
-              <w:noBreakHyphen/>
-              <w:t xml:space="preserve">594</w:t>
-              <w:noBreakHyphen/>
-              <w:t xml:space="preserve">1100</w:t>
+              <w:t xml:space="preserve">787-⁠594-⁠1100</w:t>
             </w:r>
           </w:p>
         </w:tc>
@@ -2117,7 +2087,7 @@
         <w:tab/>
       </w:r>
       <w:r>
-        <w:t xml:space="preserve">21</w:t>
+        <w:t xml:space="preserve">22</w:t>
       </w:r>
     </w:p>
     <w:p>
@@ -2297,9 +2267,7 @@
         <w:t xml:space="preserve"> </w:t>
       </w:r>
       <w:r>
-        <w:t xml:space="preserve">716</w:t>
-        <w:noBreakHyphen/>
-        <w:t xml:space="preserve">717</w:t>
+        <w:t xml:space="preserve">716-⁠717</w:t>
       </w:r>
       <w:r>
         <w:t xml:space="preserve"> </w:t>
@@ -3986,13 +3954,7 @@
         <w:tab/>
       </w:r>
       <w:r>
-        <w:t xml:space="preserve">el deber del Estado de proteger la salud y seguridad de los ciudadanos durante una crisis mundial histórica de riesgo de contagio de la pandemia del COVID</w:t>
-      </w:r>
-      <w:r>
-        <w:noBreakHyphen/>
-      </w:r>
-      <w:r>
-        <w:t xml:space="preserve">19.</w:t>
+        <w:t xml:space="preserve">el deber del Estado de proteger la salud y seguridad de los ciudadanos durante una crisis mundial histórica de riesgo de contagio de la pandemia del COVID-⁠19.</w:t>
       </w:r>
     </w:p>
     <w:p>
@@ -4038,51 +4000,15 @@
         <w:pStyle w:val="BodyText"/>
       </w:pPr>
       <w:r>
-        <w:t xml:space="preserve">La Comisión de Primarias de Partido Nuevo Progresista (PNP) recibió varias controversias de Juntas Locales de Primaria y de la campaña del Ledo. Pedro Pierluisi. La controversia estriba si se seguía lo establecido en el Acuerdo CEE-AC</w:t>
-      </w:r>
-      <w:r>
-        <w:noBreakHyphen/>
-      </w:r>
-      <w:r>
-        <w:t xml:space="preserve">20</w:t>
-      </w:r>
-      <w:r>
-        <w:noBreakHyphen/>
-      </w:r>
-      <w:r>
-        <w:t xml:space="preserve">224 en cuanto a la transmisión de los resultados en los colegios donde se culminó el proceso de votación. Véase, Apéndice 1: Acuerdo CEE-AC</w:t>
-      </w:r>
-      <w:r>
-        <w:noBreakHyphen/>
-      </w:r>
-      <w:r>
-        <w:t xml:space="preserve">20</w:t>
-      </w:r>
-      <w:r>
-        <w:noBreakHyphen/>
-      </w:r>
-      <w:r>
-        <w:t xml:space="preserve">224</w:t>
-      </w:r>
-    </w:p>
-    <w:p>
-      <w:pPr>
-        <w:pStyle w:val="BodyText"/>
-      </w:pPr>
-      <w:r>
-        <w:t xml:space="preserve">Las Comisiones de Primarias del PNP y PPD, por unanimidad, acordaron que el domingo, 9 de agosto de 2020, culminarían su proceso de votación en aquellos precintos electorales donde se abrieron maletines electorales. El Acuerdo CEE-AC</w:t>
-      </w:r>
-      <w:r>
-        <w:noBreakHyphen/>
-      </w:r>
-      <w:r>
-        <w:t xml:space="preserve">20</w:t>
-      </w:r>
-      <w:r>
-        <w:noBreakHyphen/>
-      </w:r>
-      <w:r>
-        <w:t xml:space="preserve">224 dispuso que:</w:t>
+        <w:t xml:space="preserve">La Comisión de Primarias de Partido Nuevo Progresista (PNP) recibió varias controversias de Juntas Locales de Primaria y de la campaña del Ledo. Pedro Pierluisi. La controversia estriba si se seguía lo establecido en el Acuerdo CEE-AC-⁠20-⁠224 en cuanto a la transmisión de los resultados en los colegios donde se culminó el proceso de votación. Véase, Apéndice 1: Acuerdo CEE-AC-⁠20-⁠224</w:t>
+      </w:r>
+    </w:p>
+    <w:p>
+      <w:pPr>
+        <w:pStyle w:val="BodyText"/>
+      </w:pPr>
+      <w:r>
+        <w:t xml:space="preserve">Las Comisiones de Primarias del PNP y PPD, por unanimidad, acordaron que el domingo, 9 de agosto de 2020, culminarían su proceso de votación en aquellos precintos electorales donde se abrieron maletines electorales. El Acuerdo CEE-AC-⁠20-⁠224 dispuso que:</w:t>
       </w:r>
     </w:p>
     <w:p>
@@ -4178,19 +4104,7 @@
         <w:pStyle w:val="BodyText"/>
       </w:pPr>
       <w:r>
-        <w:t xml:space="preserve">Ante esta situación de emergencia, los Comisionados Electorales y los Presidentes de los Partidos se reunieron con los representantes de los aspirantes a la Gobernación de ambos partidos para discutir posibles remedios para garantizar el acceso a ejercer el derecho al voto a todos los electores de Puerto Rico. Una vez se discutió el remedio con los representantes de las campañas, los Comisionados Electorales y Presidentes de los Partidos fueron a discutir con el Presidente de la CEE el acuerdo unánime que el Secretario de la CEE esbozó mediante la certificación de acuerdo unánime CEE-AC</w:t>
-      </w:r>
-      <w:r>
-        <w:noBreakHyphen/>
-      </w:r>
-      <w:r>
-        <w:t xml:space="preserve">20</w:t>
-      </w:r>
-      <w:r>
-        <w:noBreakHyphen/>
-      </w:r>
-      <w:r>
-        <w:t xml:space="preserve">224.</w:t>
+        <w:t xml:space="preserve">Ante esta situación de emergencia, los Comisionados Electorales y los Presidentes de los Partidos se reunieron con los representantes de los aspirantes a la Gobernación de ambos partidos para discutir posibles remedios para garantizar el acceso a ejercer el derecho al voto a todos los electores de Puerto Rico. Una vez se discutió el remedio con los representantes de las campañas, los Comisionados Electorales y Presidentes de los Partidos fueron a discutir con el Presidente de la CEE el acuerdo unánime que el Secretario de la CEE esbozó mediante la certificación de acuerdo unánime CEE-AC-⁠20-⁠224.</w:t>
       </w:r>
     </w:p>
     <w:p>
@@ -4206,39 +4120,15 @@
         <w:pStyle w:val="BodyText"/>
       </w:pPr>
       <w:r>
-        <w:t xml:space="preserve">La Comisión de Primarias fue más allá de los requisitos en ley, en beneficio de llegar a consensos entre todas los representantes de las campañas de aspirantes a la Gobernación debido a la situación de emergencia que estaba ocurriendo. Se consultó con los representantes de los aspirantes a la Gobernación para buscar llegar a la mejor solución posible que fue el acuerdo unánime CEE-AC</w:t>
-      </w:r>
-      <w:r>
-        <w:noBreakHyphen/>
-      </w:r>
-      <w:r>
-        <w:t xml:space="preserve">20</w:t>
-      </w:r>
-      <w:r>
-        <w:noBreakHyphen/>
-      </w:r>
-      <w:r>
-        <w:t xml:space="preserve">224.</w:t>
-      </w:r>
-    </w:p>
-    <w:p>
-      <w:pPr>
-        <w:pStyle w:val="BodyText"/>
-      </w:pPr>
-      <w:r>
-        <w:t xml:space="preserve">El acuerdo CEE-AC</w:t>
-      </w:r>
-      <w:r>
-        <w:noBreakHyphen/>
-      </w:r>
-      <w:r>
-        <w:t xml:space="preserve">20</w:t>
-      </w:r>
-      <w:r>
-        <w:noBreakHyphen/>
-      </w:r>
-      <w:r>
-        <w:t xml:space="preserve">224 que se llegó, se debe respetar. Después que se discutió y todas las partes aceptaron el acuerdo, algunas de las campañas de aspirantes a la Gobernación pretenden ir contra sus partidos, y la mejor solución posible para remediar la emergencia mientras se garantiza igual acceso a ejercer el derecho al voto a los electores en toda la isla.</w:t>
+        <w:t xml:space="preserve">La Comisión de Primarias fue más allá de los requisitos en ley, en beneficio de llegar a consensos entre todas los representantes de las campañas de aspirantes a la Gobernación debido a la situación de emergencia que estaba ocurriendo. Se consultó con los representantes de los aspirantes a la Gobernación para buscar llegar a la mejor solución posible que fue el acuerdo unánime CEE-AC-⁠20-⁠224.</w:t>
+      </w:r>
+    </w:p>
+    <w:p>
+      <w:pPr>
+        <w:pStyle w:val="BodyText"/>
+      </w:pPr>
+      <w:r>
+        <w:t xml:space="preserve">El acuerdo CEE-AC-⁠20-⁠224 que se llegó, se debe respetar. Después que se discutió y todas las partes aceptaron el acuerdo, algunas de las campañas de aspirantes a la Gobernación pretenden ir contra sus partidos, y la mejor solución posible para remediar la emergencia mientras se garantiza igual acceso a ejercer el derecho al voto a los electores en toda la isla.</w:t>
       </w:r>
     </w:p>
     <w:p>
@@ -4286,13 +4176,7 @@
         <w:pStyle w:val="BodyText"/>
       </w:pPr>
       <w:r>
-        <w:t xml:space="preserve">Las Piedras 089</w:t>
-      </w:r>
-      <w:r>
-        <w:noBreakHyphen/>
-      </w:r>
-      <w:r>
-        <w:t xml:space="preserve">090 No llegó el camión con el material electoral</w:t>
+        <w:t xml:space="preserve">Las Piedras 089-⁠090 No llegó el camión con el material electoral</w:t>
       </w:r>
     </w:p>
     <w:p>
@@ -4388,13 +4272,7 @@
         <w:pStyle w:val="BodyText"/>
       </w:pPr>
       <w:r>
-        <w:t xml:space="preserve">Ponce 060- 061</w:t>
-      </w:r>
-      <w:r>
-        <w:noBreakHyphen/>
-      </w:r>
-      <w:r>
-        <w:t xml:space="preserve">062 . No llegó el camión con el material electoral</w:t>
+        <w:t xml:space="preserve">Ponce 060- 061-⁠062 ⁠. No llegó el camión con el material electoral</w:t>
       </w:r>
     </w:p>
     <w:p>
@@ -4418,47 +4296,23 @@
         <w:pStyle w:val="BodyText"/>
       </w:pPr>
       <w:r>
-        <w:t xml:space="preserve">Canóvanas 104</w:t>
-      </w:r>
-      <w:r>
-        <w:noBreakHyphen/>
-      </w:r>
-      <w:r>
-        <w:t xml:space="preserve">105 No llegó el camión con el material electoral</w:t>
-      </w:r>
-    </w:p>
-    <w:p>
-      <w:pPr>
-        <w:pStyle w:val="BodyText"/>
-      </w:pPr>
-      <w:r>
-        <w:t xml:space="preserve">Carolina 106</w:t>
-      </w:r>
-      <w:r>
-        <w:noBreakHyphen/>
-      </w:r>
-      <w:r>
-        <w:t xml:space="preserve">107</w:t>
-      </w:r>
-      <w:r>
-        <w:noBreakHyphen/>
-      </w:r>
-      <w:r>
-        <w:t xml:space="preserve">108 No llegó el camión con el material electoral</w:t>
-      </w:r>
-    </w:p>
-    <w:p>
-      <w:pPr>
-        <w:pStyle w:val="BodyText"/>
-      </w:pPr>
-      <w:r>
-        <w:t xml:space="preserve">Trujullo Alto 109</w:t>
-      </w:r>
-      <w:r>
-        <w:noBreakHyphen/>
-      </w:r>
-      <w:r>
-        <w:t xml:space="preserve">110 No llegó el camión con el material electoral</w:t>
+        <w:t xml:space="preserve">Canóvanas 104-⁠105 No llegó el camión con el material electoral</w:t>
+      </w:r>
+    </w:p>
+    <w:p>
+      <w:pPr>
+        <w:pStyle w:val="BodyText"/>
+      </w:pPr>
+      <w:r>
+        <w:t xml:space="preserve">Carolina 106-⁠107-⁠108 No llegó el camión con el material electoral</w:t>
+      </w:r>
+    </w:p>
+    <w:p>
+      <w:pPr>
+        <w:pStyle w:val="BodyText"/>
+      </w:pPr>
+      <w:r>
+        <w:t xml:space="preserve">Trujullo Alto 109-⁠110 No llegó el camión con el material electoral</w:t>
       </w:r>
     </w:p>
     <w:p>
@@ -4474,13 +4328,7 @@
         <w:pStyle w:val="BodyText"/>
       </w:pPr>
       <w:r>
-        <w:t xml:space="preserve">Juana Díaz 063</w:t>
-      </w:r>
-      <w:r>
-        <w:noBreakHyphen/>
-      </w:r>
-      <w:r>
-        <w:t xml:space="preserve">064 No llegó el camión con el material electoral</w:t>
+        <w:t xml:space="preserve">Juana Díaz 063-⁠064 No llegó el camión con el material electoral</w:t>
       </w:r>
     </w:p>
     <w:p>
@@ -4560,13 +4408,7 @@
         <w:pStyle w:val="BodyText"/>
       </w:pPr>
       <w:r>
-        <w:t xml:space="preserve">Guaynabo 006</w:t>
-      </w:r>
-      <w:r>
-        <w:noBreakHyphen/>
-      </w:r>
-      <w:r>
-        <w:t xml:space="preserve">007 Se efectuó la votación</w:t>
+        <w:t xml:space="preserve">Guaynabo 006-⁠007 Se efectuó la votación</w:t>
       </w:r>
     </w:p>
     <w:p>
@@ -4582,25 +4424,7 @@
         <w:pStyle w:val="BodyText"/>
       </w:pPr>
       <w:r>
-        <w:t xml:space="preserve">Bayamón 009</w:t>
-      </w:r>
-      <w:r>
-        <w:noBreakHyphen/>
-      </w:r>
-      <w:r>
-        <w:t xml:space="preserve">010</w:t>
-      </w:r>
-      <w:r>
-        <w:noBreakHyphen/>
-      </w:r>
-      <w:r>
-        <w:t xml:space="preserve">011</w:t>
-      </w:r>
-      <w:r>
-        <w:noBreakHyphen/>
-      </w:r>
-      <w:r>
-        <w:t xml:space="preserve">012 Se efectuó la votación</w:t>
+        <w:t xml:space="preserve">Bayamón 009-⁠010-⁠011-⁠012 Se efectuó la votación</w:t>
       </w:r>
     </w:p>
     <w:p>
@@ -4656,13 +4480,7 @@
         <w:pStyle w:val="BodyText"/>
       </w:pPr>
       <w:r>
-        <w:t xml:space="preserve">Moca 036</w:t>
-      </w:r>
-      <w:r>
-        <w:noBreakHyphen/>
-      </w:r>
-      <w:r>
-        <w:t xml:space="preserve">037 Comenzó el proceso a las 11:00 am</w:t>
+        <w:t xml:space="preserve">Moca 036-⁠037 Comenzó el proceso a las 11:00 am</w:t>
       </w:r>
     </w:p>
     <w:p>
@@ -4766,13 +4584,7 @@
         <w:pStyle w:val="BodyText"/>
       </w:pPr>
       <w:r>
-        <w:t xml:space="preserve">Mayagüez 041</w:t>
-      </w:r>
-      <w:r>
-        <w:noBreakHyphen/>
-      </w:r>
-      <w:r>
-        <w:t xml:space="preserve">042 Comenzó proceso de votación</w:t>
+        <w:t xml:space="preserve">Mayagüez 041-⁠042 Comenzó proceso de votación</w:t>
       </w:r>
     </w:p>
     <w:p>
@@ -4828,27 +4640,15 @@
         <w:pStyle w:val="BodyText"/>
       </w:pPr>
       <w:r>
-        <w:t xml:space="preserve">Arecibo 026</w:t>
-      </w:r>
-      <w:r>
-        <w:noBreakHyphen/>
-      </w:r>
-      <w:r>
-        <w:t xml:space="preserve">027 Comenzó proceso de votación</w:t>
-      </w:r>
-    </w:p>
-    <w:p>
-      <w:pPr>
-        <w:pStyle w:val="BodyText"/>
-      </w:pPr>
-      <w:r>
-        <w:t xml:space="preserve">Hatillo 028</w:t>
-      </w:r>
-      <w:r>
-        <w:noBreakHyphen/>
-      </w:r>
-      <w:r>
-        <w:t xml:space="preserve">029 Comenzó proceso de votación</w:t>
+        <w:t xml:space="preserve">Arecibo 026-⁠027 Comenzó proceso de votación</w:t>
+      </w:r>
+    </w:p>
+    <w:p>
+      <w:pPr>
+        <w:pStyle w:val="BodyText"/>
+      </w:pPr>
+      <w:r>
+        <w:t xml:space="preserve">Hatillo 028-⁠029 Comenzó proceso de votación</w:t>
       </w:r>
     </w:p>
     <w:p>
@@ -4888,27 +4688,15 @@
         <w:pStyle w:val="BodyText"/>
       </w:pPr>
       <w:r>
-        <w:t xml:space="preserve">Vega Alta 016</w:t>
-      </w:r>
-      <w:r>
-        <w:noBreakHyphen/>
-      </w:r>
-      <w:r>
-        <w:t xml:space="preserve">017 Comenzaron los trabajo entre 8:00 y 8:30 am</w:t>
-      </w:r>
-    </w:p>
-    <w:p>
-      <w:pPr>
-        <w:pStyle w:val="BodyText"/>
-      </w:pPr>
-      <w:r>
-        <w:t xml:space="preserve">Vega Baja 018</w:t>
-      </w:r>
-      <w:r>
-        <w:noBreakHyphen/>
-      </w:r>
-      <w:r>
-        <w:t xml:space="preserve">019 Comenzaron los trabajo entre 8:00 y 8:30 am</w:t>
+        <w:t xml:space="preserve">Vega Alta 016-⁠017 Comenzaron los trabajo entre 8:00 y 8:30 am</w:t>
+      </w:r>
+    </w:p>
+    <w:p>
+      <w:pPr>
+        <w:pStyle w:val="BodyText"/>
+      </w:pPr>
+      <w:r>
+        <w:t xml:space="preserve">Vega Baja 018-⁠019 Comenzaron los trabajo entre 8:00 y 8:30 am</w:t>
       </w:r>
     </w:p>
     <w:p>
@@ -4924,13 +4712,7 @@
         <w:pStyle w:val="BodyText"/>
       </w:pPr>
       <w:r>
-        <w:t xml:space="preserve">Manatí 021</w:t>
-      </w:r>
-      <w:r>
-        <w:noBreakHyphen/>
-      </w:r>
-      <w:r>
-        <w:t xml:space="preserve">022 Comenzaron los trabajo entre 8:00 y 8:30 am</w:t>
+        <w:t xml:space="preserve">Manatí 021-⁠022 Comenzaron los trabajo entre 8:00 y 8:30 am</w:t>
       </w:r>
     </w:p>
     <w:p>
@@ -5010,13 +4792,7 @@
         <w:pStyle w:val="BodyText"/>
       </w:pPr>
       <w:r>
-        <w:t xml:space="preserve">Río Grande 101</w:t>
-      </w:r>
-      <w:r>
-        <w:noBreakHyphen/>
-      </w:r>
-      <w:r>
-        <w:t xml:space="preserve">102 No Comenzó el Proceso</w:t>
+        <w:t xml:space="preserve">Río Grande 101-⁠102 No Comenzó el Proceso</w:t>
       </w:r>
     </w:p>
     <w:p>
@@ -5048,13 +4824,7 @@
         <w:pStyle w:val="BodyText"/>
       </w:pPr>
       <w:r>
-        <w:t xml:space="preserve">Barranquitas 070</w:t>
-      </w:r>
-      <w:r>
-        <w:noBreakHyphen/>
-      </w:r>
-      <w:r>
-        <w:t xml:space="preserve">071 No llegó el camión con el material electoral</w:t>
+        <w:t xml:space="preserve">Barranquitas 070-⁠071 No llegó el camión con el material electoral</w:t>
       </w:r>
     </w:p>
     <w:p>
@@ -5094,13 +4864,7 @@
         <w:pStyle w:val="BodyText"/>
       </w:pPr>
       <w:r>
-        <w:t xml:space="preserve">Caguas 082</w:t>
-      </w:r>
-      <w:r>
-        <w:noBreakHyphen/>
-      </w:r>
-      <w:r>
-        <w:t xml:space="preserve">083 No llegó el camión con el material electoral</w:t>
+        <w:t xml:space="preserve">Caguas 082-⁠083 No llegó el camión con el material electoral</w:t>
       </w:r>
     </w:p>
     <w:p>
@@ -5116,13 +4880,7 @@
         <w:pStyle w:val="BodyText"/>
       </w:pPr>
       <w:r>
-        <w:t xml:space="preserve">San Lorenzo 086</w:t>
-      </w:r>
-      <w:r>
-        <w:noBreakHyphen/>
-      </w:r>
-      <w:r>
-        <w:t xml:space="preserve">087 No llegó el camión con el material electoral</w:t>
+        <w:t xml:space="preserve">San Lorenzo 086-⁠087 No llegó el camión con el material electoral</w:t>
       </w:r>
     </w:p>
     <w:p>
@@ -5170,13 +4928,7 @@
         <w:pStyle w:val="BodyText"/>
       </w:pPr>
       <w:r>
-        <w:t xml:space="preserve">Jayuya 056</w:t>
-      </w:r>
-      <w:r>
-        <w:noBreakHyphen/>
-      </w:r>
-      <w:r>
-        <w:t xml:space="preserve">057 No hubo votación</w:t>
+        <w:t xml:space="preserve">Jayuya 056-⁠057 No hubo votación</w:t>
       </w:r>
     </w:p>
     <w:p>
@@ -5232,13 +4984,7 @@
         <w:pStyle w:val="XdQuote"/>
       </w:pPr>
       <w:r>
-        <w:t xml:space="preserve">Conforme al Artículo 3.1; Inciso (9), Subinciso (a) de la Ley 58</w:t>
-      </w:r>
-      <w:r>
-        <w:noBreakHyphen/>
-      </w:r>
-      <w:r>
-        <w:t xml:space="preserve">2020 conocida como Código Electoral de Puerto Rico de 2020, la Oficina de Sistemas de Información y Procesamiento Electrónico (Osipe) tiene la función de ejecutar la operación, el procesamiento, la seguridad y el mantenimiento de todo sistema tecnológico, informático, cibernético, electrónico y digital existente en la Comisión.</w:t>
+        <w:t xml:space="preserve">Conforme al Artículo 3.1; Inciso (9), Subinciso (a) de la Ley 58-⁠2020 conocida como Código Electoral de Puerto Rico de 2020, la Oficina de Sistemas de Información y Procesamiento Electrónico (Osipe) tiene la función de ejecutar la operación, el procesamiento, la seguridad y el mantenimiento de todo sistema tecnológico, informático, cibernético, electrónico y digital existente en la Comisión.</w:t>
       </w:r>
     </w:p>
     <w:p>
@@ -5246,19 +4992,7 @@
         <w:pStyle w:val="XdQuote"/>
       </w:pPr>
       <w:r>
-        <w:t xml:space="preserve">Que, basado en esta disposición, la Osipe administra y monitorea el Sistema de Manejo de Elecciones (EMS, por sus siglas en inglés) del Sistema de Escrutinio Electrónico y la integración con el Sistema de Recibo y Divulgación de Resultados (Reydi). El EMS es el componente receptor de transmisiones y el Sistema Reydi es el interpretador, tabulador y divulgador de los resultados. Que dada la Certificación de Acuerdo CEE-AC</w:t>
-      </w:r>
-      <w:r>
-        <w:noBreakHyphen/>
-      </w:r>
-      <w:r>
-        <w:t xml:space="preserve">20</w:t>
-      </w:r>
-      <w:r>
-        <w:noBreakHyphen/>
-      </w:r>
-      <w:r>
-        <w:t xml:space="preserve">224 emitida el 9 de agosto de 2020, el Sistema Reydi fue deshabilitado para recibir y divulgar resultados. Por tal razón al presente no existen resultados tabulados y divulgados a través de dicho Sistema.</w:t>
+        <w:t xml:space="preserve">Que, basado en esta disposición, la Osipe administra y monitorea el Sistema de Manejo de Elecciones (EMS, por sus siglas en inglés) del Sistema de Escrutinio Electrónico y la integración con el Sistema de Recibo y Divulgación de Resultados (Reydi). El EMS es el componente receptor de transmisiones y el Sistema Reydi es el interpretador, tabulador y divulgador de los resultados. Que dada la Certificación de Acuerdo CEE-AC-⁠20-⁠224 emitida el 9 de agosto de 2020, el Sistema Reydi fue deshabilitado para recibir y divulgar resultados. Por tal razón al presente no existen resultados tabulados y divulgados a través de dicho Sistema.</w:t>
       </w:r>
     </w:p>
     <w:p>
@@ -5596,13 +5330,7 @@
         <w:pStyle w:val="BodyText"/>
       </w:pPr>
       <w:r>
-        <w:t xml:space="preserve">Para salvaguardar el derecho al voto y reglamentar el sistema electoral de Puerto Rico, la Asamblea Legislativa promulgó el Código Electoral de Puerto Rico de 2020, Ley 58 de 4 de junio de 2020, (Ley 58</w:t>
-      </w:r>
-      <w:r>
-        <w:noBreakHyphen/>
-      </w:r>
-      <w:r>
-        <w:t xml:space="preserve">2020). A los fines de lograr este objetivo, los legisladores facultaron y delegaron en la Comisión Estatal de Elecciones de Puerto Rico la planificación, organización, estructuración, dirección y supervisión del organismo electoral y de los procedimientos en cualquier elección a celebrarse.</w:t>
+        <w:t xml:space="preserve">Para salvaguardar el derecho al voto y reglamentar el sistema electoral de Puerto Rico, la Asamblea Legislativa promulgó el Código Electoral de Puerto Rico de 2020, Ley 58 de 4 de junio de 2020, (Ley 58-⁠2020). A los fines de lograr este objetivo, los legisladores facultaron y delegaron en la Comisión Estatal de Elecciones de Puerto Rico la planificación, organización, estructuración, dirección y supervisión del organismo electoral y de los procedimientos en cualquier elección a celebrarse.</w:t>
       </w:r>
     </w:p>
     <w:p>
@@ -5618,13 +5346,7 @@
         <w:pStyle w:val="XdQuoteOnly"/>
       </w:pPr>
       <w:r>
-        <w:t xml:space="preserve">“Debido a la naturaleza de las funciones y los propósitos que animan su creación, la Comisión goza de autonomía legal, funcional y administrativa, que la liberan de controles de otros organismos gubernamentales, y que, por ello, en el ejercicio de dicha discreción e independencia administrativa, es la propia Comisión quien regula lo pertinente a su funcionamiento. A esos efectos, expresa la ley, dicha agencia tiene aprobadas normas y procedimientos que garantizan el desarrollo de unos eventos electorales transparentes, ágiles y confiables, enmarcados dentro de un régimen de eficiencia y sana administración pública, y la fiscalización de los partidos políticos.” Véase, Opinión del Secretario de Justicia de 22 de abril de 2010, Consulta Núm. 10</w:t>
-      </w:r>
-      <w:r>
-        <w:noBreakHyphen/>
-      </w:r>
-      <w:r>
-        <w:t xml:space="preserve">253-A.</w:t>
+        <w:t xml:space="preserve">“Debido a la naturaleza de las funciones y los propósitos que animan su creación, la Comisión goza de autonomía legal, funcional y administrativa, que la liberan de controles de otros organismos gubernamentales, y que, por ello, en el ejercicio de dicha discreción e independencia administrativa, es la propia Comisión quien regula lo pertinente a su funcionamiento. A esos efectos, expresa la ley, dicha agencia tiene aprobadas normas y procedimientos que garantizan el desarrollo de unos eventos electorales transparentes, ágiles y confiables, enmarcados dentro de un régimen de eficiencia y sana administración pública, y la fiscalización de los partidos políticos.” Véase, Opinión del Secretario de Justicia de 22 de abril de 2010, Consulta Núm. 10-⁠253-A.</w:t>
       </w:r>
     </w:p>
     <w:p>
@@ -5737,27 +5459,15 @@
         <w:pStyle w:val="BodyText"/>
       </w:pPr>
       <w:r>
-        <w:t xml:space="preserve">El Artículo 3.1 (1) de la Ley 58</w:t>
-      </w:r>
-      <w:r>
-        <w:noBreakHyphen/>
-      </w:r>
-      <w:r>
-        <w:t xml:space="preserve">2020, Código Electoral de Puerto Rico, dispone que la misión de CEE es “garantizar que los servicios, procesos y eventos electorales se planifiquen, organicen y realicen con pureza, transparencia, seguridad, certeza, rapidez, accesibilidad y facilidad para los electores de manera costoeficiente, libre de fraude y coacción, y sin inclinación a ningún grupo o sector ni tendencia ideológica o partidista.”</w:t>
-      </w:r>
-    </w:p>
-    <w:p>
-      <w:pPr>
-        <w:pStyle w:val="BodyText"/>
-      </w:pPr>
-      <w:r>
-        <w:t xml:space="preserve">El Artículo 3.2 de la Ley 58</w:t>
-      </w:r>
-      <w:r>
-        <w:noBreakHyphen/>
-      </w:r>
-      <w:r>
-        <w:t xml:space="preserve">2020 le da la autoridad a la CEE para organizar eventos electorales.</w:t>
+        <w:t xml:space="preserve">El Artículo 3.1 (1) de la Ley 58-⁠2020, Código Electoral de Puerto Rico, dispone que la misión de CEE es “garantizar que los servicios, procesos y eventos electorales se planifiquen, organicen y realicen con pureza, transparencia, seguridad, certeza, rapidez, accesibilidad y facilidad para los electores de manera costoeficiente, libre de fraude y coacción, y sin inclinación a ningún grupo o sector ni tendencia ideológica o partidista.”</w:t>
+      </w:r>
+    </w:p>
+    <w:p>
+      <w:pPr>
+        <w:pStyle w:val="BodyText"/>
+      </w:pPr>
+      <w:r>
+        <w:t xml:space="preserve">El Artículo 3.2 de la Ley 58-⁠2020 le da la autoridad a la CEE para organizar eventos electorales.</w:t>
       </w:r>
     </w:p>
     <w:p>
@@ -5797,27 +5507,15 @@
         <w:pStyle w:val="BodyText"/>
       </w:pPr>
       <w:r>
-        <w:t xml:space="preserve">A su vez, el Artículo 3.2(8) de la Ley 58</w:t>
-      </w:r>
-      <w:r>
-        <w:noBreakHyphen/>
-      </w:r>
-      <w:r>
-        <w:t xml:space="preserve">2020 le da la facultad a la CEE a llegar a los acuerdos necesarios para cumplir con sus obligaciones legales y electorales.</w:t>
-      </w:r>
-    </w:p>
-    <w:p>
-      <w:pPr>
-        <w:pStyle w:val="BodyText"/>
-      </w:pPr>
-      <w:r>
-        <w:t xml:space="preserve">El Artículo 3.4 de la Ley 58</w:t>
-      </w:r>
-      <w:r>
-        <w:noBreakHyphen/>
-      </w:r>
-      <w:r>
-        <w:t xml:space="preserve">2020 dispone que cuando surja cualquier controversia sobre asuntos electorales la CEE decidirá por UNANIMIDAD, y dicho acuerdo se consignará mediante una certificación de acuerdo:</w:t>
+        <w:t xml:space="preserve">A su vez, el Artículo 3.2(8) de la Ley 58-⁠2020 le da la facultad a la CEE a llegar a los acuerdos necesarios para cumplir con sus obligaciones legales y electorales.</w:t>
+      </w:r>
+    </w:p>
+    <w:p>
+      <w:pPr>
+        <w:pStyle w:val="BodyText"/>
+      </w:pPr>
+      <w:r>
+        <w:t xml:space="preserve">El Artículo 3.4 de la Ley 58-⁠2020 dispone que cuando surja cualquier controversia sobre asuntos electorales la CEE decidirá por UNANIMIDAD, y dicho acuerdo se consignará mediante una certificación de acuerdo:</w:t>
       </w:r>
     </w:p>
     <w:p>
@@ -5849,13 +5547,7 @@
         <w:pStyle w:val="BodyText"/>
       </w:pPr>
       <w:r>
-        <w:t xml:space="preserve">Por otra parte, el Artículo 7.1 de la Ley 58</w:t>
-      </w:r>
-      <w:r>
-        <w:noBreakHyphen/>
-      </w:r>
-      <w:r>
-        <w:t xml:space="preserve">2020 dispone que la Comisión de Primarias, compuesta por el Comisionado Electoral y el Presidente de la CEE, administrarán todo lo relacionado a las Primarias de los Partidos.</w:t>
+        <w:t xml:space="preserve">Por otra parte, el Artículo 7.1 de la Ley 58-⁠2020 dispone que la Comisión de Primarias, compuesta por el Comisionado Electoral y el Presidente de la CEE, administrarán todo lo relacionado a las Primarias de los Partidos.</w:t>
       </w:r>
     </w:p>
     <w:p>
@@ -5919,13 +5611,7 @@
         <w:pStyle w:val="BodyText"/>
       </w:pPr>
       <w:r>
-        <w:t xml:space="preserve">Los partidos y la CEE tienen un deber principal de garantizarle el derecho al voto a sus afiliados, conforme el Artículo 5.1 de la Ley 58</w:t>
-      </w:r>
-      <w:r>
-        <w:noBreakHyphen/>
-      </w:r>
-      <w:r>
-        <w:t xml:space="preserve">2020:</w:t>
+        <w:t xml:space="preserve">Los partidos y la CEE tienen un deber principal de garantizarle el derecho al voto a sus afiliados, conforme el Artículo 5.1 de la Ley 58-⁠2020:</w:t>
       </w:r>
     </w:p>
     <w:p>
@@ -6109,16 +5795,7 @@
         <w:pStyle w:val="BodyTextNote"/>
       </w:pPr>
       <w:r>
-        <w:t xml:space="preserve">La Resolución Conjunta Número 37, fue aprobada el 4 de junio de 2020, como una medida legislativa especial y de emergencia para mover la fecha de la administración de Primarias al 9 de agosto de 2020 (RC 37</w:t>
-      </w:r>
-      <w:r>
-        <w:noBreakHyphen/>
-      </w:r>
-      <w:r>
-        <w:t xml:space="preserve">2020).</w:t>
-      </w:r>
-      <w:r>
-        <w:t xml:space="preserve"> </w:t>
+        <w:t xml:space="preserve">La Resolución Conjunta Número 37, fue aprobada el 4 de junio de 2020, como una medida legislativa especial y de emergencia para mover la fecha de la administración de Primarias al 9 de agosto de 2020 (RC 37-⁠2020).</w:t>
       </w:r>
       <w:r>
         <w:rPr>
@@ -6132,31 +5809,7 @@
         <w:pStyle w:val="XdQuoteFirst"/>
       </w:pPr>
       <w:r>
-        <w:t xml:space="preserve">“Como medida preventiva y en respuesta a la pandemia del Coronavirus (COVID</w:t>
-      </w:r>
-      <w:r>
-        <w:noBreakHyphen/>
-      </w:r>
-      <w:r>
-        <w:t xml:space="preserve">19), la gobernadora de Puerto Rico, Hon. Wanda Vázquez Garced, declaró un estado de emergencia mediante la Orden Ejecutiva Núm. 2020</w:t>
-      </w:r>
-      <w:r>
-        <w:noBreakHyphen/>
-      </w:r>
-      <w:r>
-        <w:t xml:space="preserve">0020. El 15 de marzo de 2020, promulgó la Orden Ejecutiva Núm. 2020</w:t>
-      </w:r>
-      <w:r>
-        <w:noBreakHyphen/>
-      </w:r>
-      <w:r>
-        <w:t xml:space="preserve">0023, con el propósito de adoptar las medidas necesarias para evitar la propagación descontrolada del COVID</w:t>
-      </w:r>
-      <w:r>
-        <w:noBreakHyphen/>
-      </w:r>
-      <w:r>
-        <w:t xml:space="preserve">19 en la isla. Dicha Orden, dispuso restricciones como el distanciamiento social y un toque de queda, implicando el cierre de todas las operaciones gubernamentales y el cierre parcial de las operaciones comerciales. En su origen, el toque de queda sería implementado del 15 de marzo al 30 de marzo de 2020. No obstante, fue necesario extender la medida de distanciamiento social total hasta el 3 de mayo de 2020. Al día de hoy, tomando en consideración la importancia y la prioridad del gobierno de proteger a la ciudadanía, existe aún la posibilidad de que dichas medidas se extiendan, aunque ocurra de manera parcial. ..</w:t>
+        <w:t xml:space="preserve">“Como medida preventiva y en respuesta a la pandemia del Coronavirus (COVID-⁠19), la gobernadora de Puerto Rico, Hon. Wanda Vázquez Garced, declaró un estado de emergencia mediante la Orden Ejecutiva Núm. 2020-⁠0020. El 15 de marzo de 2020, promulgó la Orden Ejecutiva Núm. 2020-⁠0023, con el propósito de adoptar las medidas necesarias para evitar la propagación descontrolada del COVID-⁠19 en la isla. Dicha Orden, dispuso restricciones como el distanciamiento social y un toque de queda, implicando el cierre de todas las operaciones gubernamentales y el cierre parcial de las operaciones comerciales. En su origen, el toque de queda sería implementado del 15 de marzo al 30 de marzo de 2020. No obstante, fue necesario extender la medida de distanciamiento social total hasta el 3 de mayo de 2020. Al día de hoy, tomando en consideración la importancia y la prioridad del gobierno de proteger a la ciudadanía, existe aún la posibilidad de que dichas medidas se extiendan, aunque ocurra de manera parcial. ⁠..</w:t>
       </w:r>
     </w:p>
     <w:p>
@@ -6180,13 +5833,7 @@
         <w:pStyle w:val="BodyText"/>
       </w:pPr>
       <w:r>
-        <w:t xml:space="preserve">En la Sección 2 de la RC 37</w:t>
-      </w:r>
-      <w:r>
-        <w:noBreakHyphen/>
-      </w:r>
-      <w:r>
-        <w:t xml:space="preserve">2020, la Asamblea Legislativa le delegó a la CEE la autoridad de extender términos que se hubieran vencido durante el cierre de gobierno por la emergencia:</w:t>
+        <w:t xml:space="preserve">En la Sección 2 de la RC 37-⁠2020, la Asamblea Legislativa le delegó a la CEE la autoridad de extender términos que se hubieran vencido durante el cierre de gobierno por la emergencia:</w:t>
       </w:r>
     </w:p>
     <w:p>
@@ -6235,13 +5882,7 @@
         <w:pStyle w:val="BodyText"/>
       </w:pPr>
       <w:r>
-        <w:t xml:space="preserve">La Sección 3 de la RC 37</w:t>
-      </w:r>
-      <w:r>
-        <w:noBreakHyphen/>
-      </w:r>
-      <w:r>
-        <w:t xml:space="preserve">2020, dispone que en los casos en que no haya acuerdo entre los comisionados electorales sobre alguna situación o decisión conforme a esta Resolución Conjunta, el Presidente de la Comisión consultará el asunto o determinación únicamente con los Comisionados Electorales de los Partidos que vayan a celebrar primarias para seleccionar a los candidatos a figurar en la papeleta en las elecciones generales:</w:t>
+        <w:t xml:space="preserve">La Sección 3 de la RC 37-⁠2020, dispone que en los casos en que no haya acuerdo entre los comisionados electorales sobre alguna situación o decisión conforme a esta Resolución Conjunta, el Presidente de la Comisión consultará el asunto o determinación únicamente con los Comisionados Electorales de los Partidos que vayan a celebrar primarias para seleccionar a los candidatos a figurar en la papeleta en las elecciones generales:</w:t>
       </w:r>
     </w:p>
     <w:p>
@@ -6249,13 +5890,7 @@
         <w:pStyle w:val="XdQuoteOnly"/>
       </w:pPr>
       <w:r>
-        <w:t xml:space="preserve">“Sección 3.- En los casos en que no haya acuerdo entre los comisionados electorales sobre alguna situación o decisión conforme a esta Resolución Conjunta, a manera de excepción del procedimiento dispuesto en el Artículo 3.004 (b} de la Ley 78</w:t>
-      </w:r>
-      <w:r>
-        <w:noBreakHyphen/>
-      </w:r>
-      <w:r>
-        <w:t xml:space="preserve">2011, según enmendada, el Presidente de la Comisión, consultará el asunto o determinación únicamente con los comisionados electorales de los partidos que vayan a celebrar primarias para seleccionar a los candidatos a figurar en la papeleta en las elecciones generales. El Presidente, tomando en cuenta la recomendación de los comisionados de los partidos que vayan a celebrar la primaria, tomará la decisión que mejor se ajuste a los propósitos de esta Resolución Conjunta.”</w:t>
+        <w:t xml:space="preserve">“Sección 3.- En los casos en que no haya acuerdo entre los comisionados electorales sobre alguna situación o decisión conforme a esta Resolución Conjunta, a manera de excepción del procedimiento dispuesto en el Artículo 3.004 (b} de la Ley 78-⁠2011, según enmendada, el Presidente de la Comisión, consultará el asunto o determinación únicamente con los comisionados electorales de los partidos que vayan a celebrar primarias para seleccionar a los candidatos a figurar en la papeleta en las elecciones generales. El Presidente, tomando en cuenta la recomendación de los comisionados de los partidos que vayan a celebrar la primaria, tomará la decisión que mejor se ajuste a los propósitos de esta Resolución Conjunta.”</w:t>
       </w:r>
     </w:p>
     <w:p>
@@ -6411,13 +6046,7 @@
         <w:t xml:space="preserve">de Seguros v. Real Legacy Assurance</w:t>
       </w:r>
       <w:r>
-        <w:t xml:space="preserve">, 179 D.P.R. 692, 716</w:t>
-      </w:r>
-      <w:r>
-        <w:noBreakHyphen/>
-      </w:r>
-      <w:r>
-        <w:t xml:space="preserve">717 (2010);</w:t>
+        <w:t xml:space="preserve">, 179 D.P.R. 692, 716-⁠717 (2010);</w:t>
       </w:r>
       <w:r>
         <w:t xml:space="preserve"> </w:t>
@@ -6538,19 +6167,7 @@
         <w:pStyle w:val="BodyText"/>
       </w:pPr>
       <w:r>
-        <w:t xml:space="preserve">Dentro de la facultad que el Legislador le extendió a la CEE a través de la RC 37</w:t>
-      </w:r>
-      <w:r>
-        <w:noBreakHyphen/>
-      </w:r>
-      <w:r>
-        <w:t xml:space="preserve">2020 y la Ley 58</w:t>
-      </w:r>
-      <w:r>
-        <w:noBreakHyphen/>
-      </w:r>
-      <w:r>
-        <w:t xml:space="preserve">2020, las Comisiones de Primarias acordaron por unanimidad un remedio que fue la única solución justa, lógica que protege la democracia y garantiza el derecho fundamental en un sistema republicano de Gobierno, el derecho al voto del ciudadano.</w:t>
+        <w:t xml:space="preserve">Dentro de la facultad que el Legislador le extendió a la CEE a través de la RC 37-⁠2020 y la Ley 58-⁠2020, las Comisiones de Primarias acordaron por unanimidad un remedio que fue la única solución justa, lógica que protege la democracia y garantiza el derecho fundamental en un sistema republicano de Gobierno, el derecho al voto del ciudadano.</w:t>
       </w:r>
     </w:p>
     <w:p>
@@ -6714,19 +6331,7 @@
         <w:pStyle w:val="BodyText"/>
       </w:pPr>
       <w:r>
-        <w:t xml:space="preserve">La CEE, como agencia con autonomía administrativa, fue delegada con jurisdicción exclusiva para administrar elecciones. Ante la situación de emergencia en nuestra Isla a causa de la pandemia del COVID</w:t>
-      </w:r>
-      <w:r>
-        <w:noBreakHyphen/>
-      </w:r>
-      <w:r>
-        <w:t xml:space="preserve">19, la CEE tiene que tener la agilidad para actuar para poder resolver crisis de administrar elecciones que garanticen el derecho al voto mientras protege a la ciudadanía del riesgo de contagio de COVID</w:t>
-      </w:r>
-      <w:r>
-        <w:noBreakHyphen/>
-      </w:r>
-      <w:r>
-        <w:t xml:space="preserve">19.</w:t>
+        <w:t xml:space="preserve">La CEE, como agencia con autonomía administrativa, fue delegada con jurisdicción exclusiva para administrar elecciones. Ante la situación de emergencia en nuestra Isla a causa de la pandemia del COVID-⁠19, la CEE tiene que tener la agilidad para actuar para poder resolver crisis de administrar elecciones que garanticen el derecho al voto mientras protege a la ciudadanía del riesgo de contagio de COVID-⁠19.</w:t>
       </w:r>
     </w:p>
     <w:p>
@@ -6777,16 +6382,7 @@
         <w:pStyle w:val="BodyTextNote"/>
       </w:pPr>
       <w:r>
-        <w:t xml:space="preserve">Estas Primarias se celebran bajo grandes retos, terremotos, tormentas, el cierre de Gobierno por tres meses para evitar el riesgo de contagio del COVID</w:t>
-      </w:r>
-      <w:r>
-        <w:noBreakHyphen/>
-      </w:r>
-      <w:r>
-        <w:t xml:space="preserve">19, la crisis fiscal y los presupuestos aprobados por la Junta de PROMESA. En Puerto Rico, sobre 3 millones de ciudadanos Americanos domiciliados en la Isla, tenemos la oportunidad de ejercer el derecho fundamental al voto solo una vez cada cuatro (4) años, entiéndase en Primarias y en Elecciones Generales. En el caso de las próximas Elecciones Generales del 3 de noviembre de 2020, también los ciudadanos podrán reclamar su derecho a resolver el status político como aclaró el Congreso en la Sección PROMESA 402</w:t>
-      </w:r>
-      <w:r>
-        <w:t xml:space="preserve"> </w:t>
+        <w:t xml:space="preserve">Estas Primarias se celebran bajo grandes retos, terremotos, tormentas, el cierre de Gobierno por tres meses para evitar el riesgo de contagio del COVID-⁠19, la crisis fiscal y los presupuestos aprobados por la Junta de PROMESA. En Puerto Rico, sobre 3 millones de ciudadanos Americanos domiciliados en la Isla, tenemos la oportunidad de ejercer el derecho fundamental al voto solo una vez cada cuatro (4) años, entiéndase en Primarias y en Elecciones Generales. En el caso de las próximas Elecciones Generales del 3 de noviembre de 2020, también los ciudadanos podrán reclamar su derecho a resolver el status político como aclaró el Congreso en la Sección PROMESA 402</w:t>
       </w:r>
       <w:r>
         <w:rPr>
@@ -6798,16 +6394,7 @@
         <w:t xml:space="preserve"> </w:t>
       </w:r>
       <w:r>
-        <w:t xml:space="preserve">en el plebiscito bajo la Ley 51</w:t>
-      </w:r>
-      <w:r>
-        <w:noBreakHyphen/>
-      </w:r>
-      <w:r>
-        <w:t xml:space="preserve">2020, Ley para la Definición Final del Estatus Político de Puerto Rico.</w:t>
-      </w:r>
-      <w:r>
-        <w:t xml:space="preserve"> </w:t>
+        <w:t xml:space="preserve">en el plebiscito bajo la Ley 51-⁠2020, Ley para la Definición Final del Estatus Político de Puerto Rico.</w:t>
       </w:r>
       <w:r>
         <w:rPr>
@@ -6819,13 +6406,7 @@
         <w:t xml:space="preserve"> </w:t>
       </w:r>
       <w:r>
-        <w:t xml:space="preserve">El Artículo 11.11. de la Ley 58</w:t>
-      </w:r>
-      <w:r>
-        <w:noBreakHyphen/>
-      </w:r>
-      <w:r>
-        <w:t xml:space="preserve">2020, protege y garantiza el derecho de los Puertorriqueños a votar en procesos electorales para determinar su futuro estatus político. Incorpora la Sección 402 de PROMESA que, limita la facultad de la Junta a cortar recursos de la CEE para administrar este tipo de evento electoral.</w:t>
+        <w:t xml:space="preserve">El Artículo 11.11. de la Ley 58-⁠2020, protege y garantiza el derecho de los Puertorriqueños a votar en procesos electorales para determinar su futuro estatus político. Incorpora la Sección 402 de PROMESA que, limita la facultad de la Junta a cortar recursos de la CEE para administrar este tipo de evento electoral.</w:t>
       </w:r>
     </w:p>
     <w:p>
@@ -6885,9 +6466,6 @@
       </w:pPr>
       <w:r>
         <w:t xml:space="preserve">La razón para continuar la Primaria en una semana es una de lógistica administrativa, además de ofrecer igualdad en condiciones de votar un domingo, un día no laborable que garantiza la mayor accesibilidad a ejercer el derecho al voto. La CEE tiene que preparar muchos asuntos adicionales que no es meramente los maletines. La CEE expresó que no estará lista antes del domingo, 16 de agosto de 2020 para continuar la votación de la Primaria.</w:t>
-      </w:r>
-      <w:r>
-        <w:t xml:space="preserve"> </w:t>
       </w:r>
       <w:r>
         <w:rPr>
@@ -7377,27 +6955,15 @@
         <w:pStyle w:val="BodyText"/>
       </w:pPr>
       <w:r>
-        <w:t xml:space="preserve">El Artículo 2.3(1) de la Ley 58</w:t>
-      </w:r>
-      <w:r>
-        <w:noBreakHyphen/>
-      </w:r>
-      <w:r>
-        <w:t xml:space="preserve">2020 define “Acta de Escrutinio de Colegio” como el “Documento en el que se consigna el resultado oficial del escrutinio de votos en un colegio de votación.”</w:t>
-      </w:r>
-    </w:p>
-    <w:p>
-      <w:pPr>
-        <w:pStyle w:val="BodyText"/>
-      </w:pPr>
-      <w:r>
-        <w:t xml:space="preserve">El Artículo 2.3(101) de la Ley 58</w:t>
-      </w:r>
-      <w:r>
-        <w:noBreakHyphen/>
-      </w:r>
-      <w:r>
-        <w:t xml:space="preserve">2020 define “Sistema de Escrutinio Electrónico” como:</w:t>
+        <w:t xml:space="preserve">El Artículo 2.3(1) de la Ley 58-⁠2020 define “Acta de Escrutinio de Colegio” como el “Documento en el que se consigna el resultado oficial del escrutinio de votos en un colegio de votación.”</w:t>
+      </w:r>
+    </w:p>
+    <w:p>
+      <w:pPr>
+        <w:pStyle w:val="BodyText"/>
+      </w:pPr>
+      <w:r>
+        <w:t xml:space="preserve">El Artículo 2.3(101) de la Ley 58-⁠2020 define “Sistema de Escrutinio Electrónico” como:</w:t>
       </w:r>
     </w:p>
     <w:p>
@@ -7429,37 +6995,7 @@
         <w:pStyle w:val="BodyText"/>
       </w:pPr>
       <w:r>
-        <w:t xml:space="preserve">Para garantizar la confiabilidad del proceso electoral en toda la estructura, hubo igual participación de funcionarios representantes de las campañas a la Gobernación con voz y voto, y observadores de todos los demás aspirantes. Como dice el Presidente del PNP, Hon. Thomas Rivera Schatz “Visión hace fe”. Véase, Secciones A</w:t>
-      </w:r>
-      <w:r>
-        <w:noBreakHyphen/>
-      </w:r>
-      <w:r>
-        <w:t xml:space="preserve">4 y A</w:t>
-      </w:r>
-      <w:r>
-        <w:noBreakHyphen/>
-      </w:r>
-      <w:r>
-        <w:t xml:space="preserve">5 del Manual de Procedimientos de Primarias del PNP, aprobado el 15 de junio de 2020, páginas 4</w:t>
-      </w:r>
-      <w:r>
-        <w:noBreakHyphen/>
-      </w:r>
-      <w:r>
-        <w:t xml:space="preserve">11. Conforme al Artículo 7.1 de la Ley 58</w:t>
-      </w:r>
-      <w:r>
-        <w:noBreakHyphen/>
-      </w:r>
-      <w:r>
-        <w:t xml:space="preserve">2020, la Comisión de Primarias solo certificará los resultados de las primarias después de un escrutinio general o recuento donde habrá Representación de los Aspirantes a la Gobernación y Observadores. Véase, Artículos 7.23, 10.7 y 10.8 de la Ley 58</w:t>
-      </w:r>
-      <w:r>
-        <w:noBreakHyphen/>
-      </w:r>
-      <w:r>
-        <w:t xml:space="preserve">2020.</w:t>
+        <w:t xml:space="preserve">Para garantizar la confiabilidad del proceso electoral en toda la estructura, hubo igual participación de funcionarios representantes de las campañas a la Gobernación con voz y voto, y observadores de todos los demás aspirantes. Como dice el Presidente del PNP, Hon. Thomas Rivera Schatz “Visión hace fe”. Véase, Secciones A-⁠4 y A-⁠5 del Manual de Procedimientos de Primarias del PNP, aprobado el 15 de junio de 2020, páginas 4-⁠11. Conforme al Artículo 7.1 de la Ley 58-⁠2020, la Comisión de Primarias solo certificará los resultados de las primarias después de un escrutinio general o recuento donde habrá Representación de los Aspirantes a la Gobernación y Observadores. Véase, Artículos 7.23, 10.7 y 10.8 de la Ley 58-⁠2020.</w:t>
       </w:r>
     </w:p>
     <w:p>
@@ -7475,13 +7011,7 @@
         <w:pStyle w:val="BodyText"/>
       </w:pPr>
       <w:r>
-        <w:t xml:space="preserve">El Artículo 2.3(18) de la Ley 58</w:t>
-      </w:r>
-      <w:r>
-        <w:noBreakHyphen/>
-      </w:r>
-      <w:r>
-        <w:t xml:space="preserve">2020 define “Certificación de Elección” como “Documento donde la Comisión declara electo a un candidato a un cargo público electivo o el resultado de cualquier elección, después de un escrutinio general o recuento.”</w:t>
+        <w:t xml:space="preserve">El Artículo 2.3(18) de la Ley 58-⁠2020 define “Certificación de Elección” como “Documento donde la Comisión declara electo a un candidato a un cargo público electivo o el resultado de cualquier elección, después de un escrutinio general o recuento.”</w:t>
       </w:r>
     </w:p>
     <w:p>
@@ -7615,19 +7145,7 @@
         <w:pStyle w:val="BodyText"/>
       </w:pPr>
       <w:r>
-        <w:t xml:space="preserve">Este análisis, es conforme a la opinión del Juez Asociado Estrella Martínez en la Resolución del 10 de agosto de 2020 de este Honorable Tribunal en el presente caso CT</w:t>
-      </w:r>
-      <w:r>
-        <w:noBreakHyphen/>
-      </w:r>
-      <w:r>
-        <w:t xml:space="preserve">2020</w:t>
-      </w:r>
-      <w:r>
-        <w:noBreakHyphen/>
-      </w:r>
-      <w:r>
-        <w:t xml:space="preserve">11:</w:t>
+        <w:t xml:space="preserve">Este análisis, es conforme a la opinión del Juez Asociado Estrella Martínez en la Resolución del 10 de agosto de 2020 de este Honorable Tribunal en el presente caso CT-⁠2020-⁠11:</w:t>
       </w:r>
     </w:p>
     <w:p>
@@ -7668,9 +7186,6 @@
       </w:pPr>
       <w:r>
         <w:t xml:space="preserve">Estamos de acuerdo a la posición del Juez Asociado Estrella Martínez que es un conocedor de asuntos electorales. Por dicha razón, el filtrar resultados en medio un proceso electoral está prohibido.</w:t>
-      </w:r>
-      <w:r>
-        <w:t xml:space="preserve"> </w:t>
       </w:r>
       <w:r>
         <w:rPr>
@@ -7786,13 +7301,7 @@
         <w:pStyle w:val="BodyTextKeep"/>
       </w:pPr>
       <w:r>
-        <w:t xml:space="preserve">Exento del pago de Derechos y Costas Judiciales de conformidad al Art. 13.5 del Código Electoral de Puerto Rico de 2020, Ley 58</w:t>
-      </w:r>
-      <w:r>
-        <w:noBreakHyphen/>
-      </w:r>
-      <w:r>
-        <w:t xml:space="preserve">2020.</w:t>
+        <w:t xml:space="preserve">Exento del pago de Derechos y Costas Judiciales de conformidad al Art. 13.5 del Código Electoral de Puerto Rico de 2020, Ley 58-⁠2020.</w:t>
       </w:r>
     </w:p>
     <w:p>
@@ -8010,9 +7519,7 @@
               <w:t xml:space="preserve"> </w:t>
             </w:r>
             <w:r>
-              <w:t xml:space="preserve">00919</w:t>
-              <w:noBreakHyphen/>
-              <w:t xml:space="preserve">5552</w:t>
+              <w:t xml:space="preserve">00919-⁠5552</w:t>
             </w:r>
           </w:p>
           <w:p>
@@ -8046,9 +7553,7 @@
               <w:t xml:space="preserve"> </w:t>
             </w:r>
             <w:r>
-              <w:t xml:space="preserve">00919</w:t>
-              <w:noBreakHyphen/>
-              <w:t xml:space="preserve">5552</w:t>
+              <w:t xml:space="preserve">00919-⁠5552</w:t>
             </w:r>
           </w:p>
           <w:p>
@@ -8070,9 +7575,7 @@
               <w:t xml:space="preserve"> </w:t>
             </w:r>
             <w:r>
-              <w:t xml:space="preserve">464</w:t>
-              <w:noBreakHyphen/>
-              <w:t xml:space="preserve">1353</w:t>
+              <w:t xml:space="preserve">464-⁠1353</w:t>
             </w:r>
           </w:p>
           <w:p>
@@ -8088,11 +7591,7 @@
               <w:t xml:space="preserve"> </w:t>
             </w:r>
             <w:r>
-              <w:t xml:space="preserve">787</w:t>
-              <w:noBreakHyphen/>
-              <w:t xml:space="preserve">777</w:t>
-              <w:noBreakHyphen/>
-              <w:t xml:space="preserve">8686</w:t>
+              <w:t xml:space="preserve">787-⁠777-⁠8686</w:t>
             </w:r>
           </w:p>
         </w:tc>
@@ -8169,25 +7668,7 @@
         <w:t xml:space="preserve"> </w:t>
       </w:r>
       <w:r>
-        <w:t xml:space="preserve">Exposición de Motivos de la Resolución Conjunta Número 37 del 2020, “Para posponer la fecha de celebración de las primarias dispuesta en el Artículo 8.009 de la Ley 78</w:t>
-      </w:r>
-      <w:r>
-        <w:noBreakHyphen/>
-      </w:r>
-      <w:r>
-        <w:t xml:space="preserve">2011, según enmendada, conocida como “Código Electoral de Puerto Rico para el Siglo XXI”, para el 9 de agosto de 2020, a consecuencia del estado de emergencia declarado mediante la Orden Ejecutiva Núm. 2020</w:t>
-      </w:r>
-      <w:r>
-        <w:noBreakHyphen/>
-      </w:r>
-      <w:r>
-        <w:t xml:space="preserve">0020 en consideración al brote del Coronavirus (COVID</w:t>
-      </w:r>
-      <w:r>
-        <w:noBreakHyphen/>
-      </w:r>
-      <w:r>
-        <w:t xml:space="preserve">19); para autorizar al Presidente de la Comisión Estatal de Elecciones a coordinar con los partidos políticos que celebren primarias el ajuste en el calendario electoral, según las fechas límites establecidas en dicho calendario para los preparativos de la celebración de las primarias de Ley; disponer los procesos especiales para la primaria; establecer penalidades; y para otros fines relacionados.”</w:t>
+        <w:t xml:space="preserve">Exposición de Motivos de la Resolución Conjunta Número 37 del 2020, “Para posponer la fecha de celebración de las primarias dispuesta en el Artículo 8.009 de la Ley 78-⁠2011, según enmendada, conocida como “Código Electoral de Puerto Rico para el Siglo XXI”, para el 9 de agosto de 2020, a consecuencia del estado de emergencia declarado mediante la Orden Ejecutiva Núm. 2020-⁠0020 en consideración al brote del Coronavirus (COVID-⁠19); para autorizar al Presidente de la Comisión Estatal de Elecciones a coordinar con los partidos políticos que celebren primarias el ajuste en el calendario electoral, según las fechas límites establecidas en dicho calendario para los preparativos de la celebración de las primarias de Ley; disponer los procesos especiales para la primaria; establecer penalidades; y para otros fines relacionados.”</w:t>
       </w:r>
     </w:p>
   </w:footnote>
@@ -8206,13 +7687,7 @@
         <w:t xml:space="preserve"> </w:t>
       </w:r>
       <w:r>
-        <w:t xml:space="preserve">Puerto Rico Oversight, Management, and Economic Stability Act, PROMESA 402, Public Law 114</w:t>
-      </w:r>
-      <w:r>
-        <w:noBreakHyphen/>
-      </w:r>
-      <w:r>
-        <w:t xml:space="preserve">187, 42 USC 2192</w:t>
+        <w:t xml:space="preserve">Puerto Rico Oversight, Management, and Economic Stability Act, PROMESA 402, Public Law 114-⁠187, 42 USC 2192</w:t>
       </w:r>
     </w:p>
   </w:footnote>
@@ -8231,19 +7706,7 @@
         <w:t xml:space="preserve"> </w:t>
       </w:r>
       <w:r>
-        <w:t xml:space="preserve">Véase, PROMESA Sección 402 “Right of the Puerto Rico to determine its future political status;” y el Artículo 11.1 de la Ley 58</w:t>
-      </w:r>
-      <w:r>
-        <w:noBreakHyphen/>
-      </w:r>
-      <w:r>
-        <w:t xml:space="preserve">2020; Artículo 8.1 de la Ley 51</w:t>
-      </w:r>
-      <w:r>
-        <w:noBreakHyphen/>
-      </w:r>
-      <w:r>
-        <w:t xml:space="preserve">2020.</w:t>
+        <w:t xml:space="preserve">Véase, PROMESA Sección 402 “Right of the Puerto Rico to determine its future political status;” y el Artículo 11.1 de la Ley 58-⁠2020; Artículo 8.1 de la Ley 51-⁠2020.</w:t>
       </w:r>
     </w:p>
   </w:footnote>
@@ -8262,25 +7725,7 @@
         <w:t xml:space="preserve"> </w:t>
       </w:r>
       <w:r>
-        <w:t xml:space="preserve">CEE admite no estará lista para retomar primarias antes del domingo, Gobierno, elvocero.com, martes, 11 de agosto de 2020, https://​www.​elvocero.​com/​gobierno/​cee-​admite-​no-​estar-​lista-​para-​retomar-​primarias-​antes-​del-​domingo/​article_5727818e-​dbd6</w:t>
-      </w:r>
-      <w:r>
-        <w:noBreakHyphen/>
-      </w:r>
-      <w:r>
-        <w:t xml:space="preserve">11ea</w:t>
-      </w:r>
-      <w:r>
-        <w:noBreakHyphen/>
-      </w:r>
-      <w:r>
-        <w:t xml:space="preserve">9ff2</w:t>
-      </w:r>
-      <w:r>
-        <w:noBreakHyphen/>
-      </w:r>
-      <w:r>
-        <w:t xml:space="preserve">53927f2d746c.​html</w:t>
+        <w:t xml:space="preserve">CEE admite no estará lista para retomar primarias antes del domingo, Gobierno, elvocero.com, martes, 11 de agosto de 2020, https://​www.​elvocero.​com/​gobierno/​cee-​admite-​no-​estar-​lista-​para-​retomar-​primarias-​antes-​del-​domingo/​article_5727818e-​dbd6-⁠11ea-⁠9ff2-⁠53927f2d746c.​html</w:t>
       </w:r>
     </w:p>
   </w:footnote>
@@ -8299,13 +7744,7 @@
         <w:t xml:space="preserve"> </w:t>
       </w:r>
       <w:r>
-        <w:t xml:space="preserve">El tener acceso a los resultados de la máquina de escrutinio electrónico sin la aprobación de la CEE es un delito grave electoral bajo el Artículo 12.8 de la Ley 58</w:t>
-      </w:r>
-      <w:r>
-        <w:noBreakHyphen/>
-      </w:r>
-      <w:r>
-        <w:t xml:space="preserve">2020: “Artículo 12.8. - Interferencia, Manipulación, Alteración, Divulgación o Acceso No Autorizado o Ataque a Sistemas Electrónicos. Toda persona que, personalmente o a través de otros medios, interfiera, manipule, altere, dañe, sustraiga datos, los divulgue o acceda sin autorización, ataque o intente algunas de las anteriores en cualquier sistema electrónico, informático, cibernético o telecomunicación operado por la Comisión, incurrirá en delito grave y, convicta que fuere, será sancionada con pena de reclusión por un término fijo de diez (10) años y multa de cien mil dólares ($100,000).”</w:t>
+        <w:t xml:space="preserve">El tener acceso a los resultados de la máquina de escrutinio electrónico sin la aprobación de la CEE es un delito grave electoral bajo el Artículo 12.8 de la Ley 58-⁠2020: “Artículo 12.8. - Interferencia, Manipulación, Alteración, Divulgación o Acceso No Autorizado o Ataque a Sistemas Electrónicos. Toda persona que, personalmente o a través de otros medios, interfiera, manipule, altere, dañe, sustraiga datos, los divulgue o acceda sin autorización, ataque o intente algunas de las anteriores en cualquier sistema electrónico, informático, cibernético o telecomunicación operado por la Comisión, incurrirá en delito grave y, convicta que fuere, será sancionada con pena de reclusión por un término fijo de diez (10) años y multa de cien mil dólares ($100,000).”</w:t>
       </w:r>
     </w:p>
   </w:footnote>
@@ -9048,7 +8487,7 @@
     <w:qFormat/>
     <w:pPr>
       <w:keepLines/>
-      <w:spacing w:before="0" w:after="138" w:line="276" w:lineRule="exact"/>
+      <w:spacing w:before="44" w:after="138" w:line="276" w:lineRule="exact"/>
     </w:pPr>
     <w:rPr>
       <w:sz w:val="24"/>
